--- a/public/documenti/4-modulo-nomina.docx
+++ b/public/documenti/4-modulo-nomina.docx
@@ -153,7 +153,7 @@
           <w:sz w:val="20"/>
           <w:szCs w:val="20"/>
         </w:rPr>
-        <w:t xml:space="preserve">Raccolta dei recapiti (email o PEC) dei soggetti esterni intervistati, mediante dichiarazione a video in apertura di ripresa;</w:t>
+        <w:t xml:space="preserve">Raccolta dei recapiti (email o PEC) dei soggetti esterni intervistati, mediante apposito video di dichiarazione registrato prima di ogni intervista (Art. 4.1 del Protocollo Operativo);</w:t>
       </w:r>
     </w:p>
     <w:p>
@@ -385,6 +385,7 @@
     </w:p>
     <w:p>
       <w:pPr>
+        <w:keepNext/>
         <w:spacing w:after="90"/>
       </w:pPr>
       <w:r>
@@ -398,6 +399,7 @@
     </w:p>
     <w:p>
       <w:pPr>
+        <w:keepNext/>
         <w:spacing w:after="160"/>
       </w:pPr>
       <w:r>
@@ -426,7 +428,7 @@
       <w:headerReference w:type="default" r:id="rId7"/>
       <w:footerReference w:type="default" r:id="rId8"/>
       <w:pgSz w:w="11906" w:h="16838" w:orient="portrait"/>
-      <w:pgMar w:top="1440" w:right="1440" w:bottom="1440" w:left="1440" w:header="708" w:footer="708" w:gutter="0"/>
+      <w:pgMar w:top="1900" w:right="1000" w:bottom="700" w:left="1000" w:header="200" w:footer="340" w:gutter="0"/>
       <w:pgNumType/>
       <w:docGrid w:linePitch="360"/>
     </w:sectPr>
@@ -562,13 +564,13 @@
 <w:hdr xmlns:wpc="http://schemas.microsoft.com/office/word/2010/wordprocessingCanvas" xmlns:mc="http://schemas.openxmlformats.org/markup-compatibility/2006" xmlns:o="urn:schemas-microsoft-com:office:office" xmlns:r="http://schemas.openxmlformats.org/officeDocument/2006/relationships" xmlns:m="http://schemas.openxmlformats.org/officeDocument/2006/math" xmlns:v="urn:schemas-microsoft-com:vml" xmlns:wp14="http://schemas.microsoft.com/office/word/2010/wordprocessingDrawing" xmlns:wp="http://schemas.openxmlformats.org/drawingml/2006/wordprocessingDrawing" xmlns:w10="urn:schemas-microsoft-com:office:word" xmlns:w="http://schemas.openxmlformats.org/wordprocessingml/2006/main" xmlns:w14="http://schemas.microsoft.com/office/word/2010/wordml" xmlns:w15="http://schemas.microsoft.com/office/word/2012/wordml" xmlns:wpg="http://schemas.microsoft.com/office/word/2010/wordprocessingGroup" xmlns:wpi="http://schemas.microsoft.com/office/word/2010/wordprocessingInk" xmlns:wne="http://schemas.microsoft.com/office/word/2006/wordml" xmlns:wps="http://schemas.microsoft.com/office/word/2010/wordprocessingShape" xmlns:cx="http://schemas.microsoft.com/office/drawing/2014/chartex" xmlns:cx1="http://schemas.microsoft.com/office/drawing/2015/9/8/chartex" xmlns:cx2="http://schemas.microsoft.com/office/drawing/2015/10/21/chartex" xmlns:cx3="http://schemas.microsoft.com/office/drawing/2016/5/9/chartex" xmlns:cx4="http://schemas.microsoft.com/office/drawing/2016/5/10/chartex" xmlns:cx5="http://schemas.microsoft.com/office/drawing/2016/5/11/chartex" xmlns:cx6="http://schemas.microsoft.com/office/drawing/2016/5/12/chartex" xmlns:cx7="http://schemas.microsoft.com/office/drawing/2016/5/13/chartex" xmlns:cx8="http://schemas.microsoft.com/office/drawing/2016/5/14/chartex" xmlns:w16cid="http://schemas.microsoft.com/office/word/2016/wordml/cid" xmlns:w16se="http://schemas.microsoft.com/office/word/2015/wordml/symex">
   <w:p>
     <w:pPr>
-      <w:spacing w:after="60" w:before="0"/>
+      <w:spacing w:after="60" w:before="750"/>
       <w:jc w:val="left"/>
     </w:pPr>
     <w:r>
       <w:drawing>
         <wp:inline distT="0" distB="0" distL="0" distR="0">
-          <wp:extent cx="1809750" cy="419100"/>
+          <wp:extent cx="2047875" cy="476250"/>
           <wp:effectExtent t="0" r="0" b="0" l="0"/>
           <wp:docPr id="1" name="" descr="" title=""/>
           <wp:cNvGraphicFramePr>
@@ -593,7 +595,7 @@
                 <pic:spPr bwMode="auto">
                   <a:xfrm>
                     <a:off x="0" y="0"/>
-                    <a:ext cx="1809750" cy="419100"/>
+                    <a:ext cx="2047875" cy="476250"/>
                   </a:xfrm>
                   <a:prstGeom prst="rect">
                     <a:avLst/>

--- a/public/documenti/4-modulo-nomina.docx
+++ b/public/documenti/4-modulo-nomina.docx
@@ -191,7 +191,7 @@
           <w:sz w:val="20"/>
           <w:szCs w:val="20"/>
         </w:rPr>
-        <w:t xml:space="preserve">Custodia temporanea del materiale grezzo (file video/audio) esclusivamente per il tempo strettamente necessario al caricamento sul gestionale (entro 48-72 ore dalla ripresa, e comunque non oltre 24 ore dalla conferma di avvenuto caricamento).</w:t>
+        <w:t>Custodia temporanea del materiale grezzo (file video/audio) esclusivamente per il tempo strettamente necessario al caricamento sul gestionale (entro 48-72 ore dalla ripresa, e comunque non oltre 48 ore dalla conferma di avvenuto caricamento).</w:t>
       </w:r>
     </w:p>
     <w:p>
@@ -278,7 +278,7 @@
           <w:sz w:val="20"/>
           <w:szCs w:val="20"/>
         </w:rPr>
-        <w:t xml:space="preserve">Cancellare la copia locale del materiale grezzo subito dopo la conferma di avvenuto caricamento, e comunque entro 24 ore dalla ricezione della conferma;</w:t>
+        <w:t>Cancellare la copia locale del materiale grezzo subito dopo la conferma di avvenuto caricamento, e comunque entro 48 ore dalla ricezione della conferma;</w:t>
       </w:r>
     </w:p>
     <w:p>

--- a/public/documenti/4-modulo-nomina.docx
+++ b/public/documenti/4-modulo-nomina.docx
@@ -95,7 +95,7 @@
           <w:sz w:val="20"/>
           <w:szCs w:val="20"/>
         </w:rPr>
-        <w:t xml:space="preserve">che ________________________________, nato/a a ________________ il ____________, C.F. ________________________________, avendo sottoscritto in data ________________ l'Accordo Editoriale per la collaborazione volontaria al Progetto "</w:t>
+        <w:t>il/la Collaboratore/trice ________________________________, nato/a a ________________ il ____________, C.F. ________________________________, avendo sottoscritto in data ________________ l'Accordo Editoriale per la collaborazione volontaria al Progetto "</w:t>
       </w:r>
       <w:r>
         <w:rPr>
@@ -120,7 +120,7 @@
           <w:sz w:val="20"/>
           <w:szCs w:val="20"/>
         </w:rPr>
-        <w:t xml:space="preserve">", è nominato/a persona autorizzata al trattamento dei dati personali ai sensi dell'art. 29 del Regolamento (UE) 2016/679 (GDPR) e dell'art. 2-quaterdecies del D.Lgs. 196/2003 e s.m.i. (Codice Privacy), sotto l'autorità e le istruzioni documentate del Titolare del trattamento.</w:t>
+        <w:t>", quale persona autorizzata al trattamento dei dati personali ai sensi dell'art. 29 del Regolamento (UE) 2016/679 (GDPR) e dell'art. 2-quaterdecies del D.Lgs. 196/2003 e s.m.i. (Codice Privacy), sotto l'autorità e le istruzioni documentate del Titolare del trattamento.</w:t>
       </w:r>
     </w:p>
     <w:p>
